--- a/public/data/template.docx
+++ b/public/data/template.docx
@@ -1528,6 +1528,11 @@
       </w:r>
     </w:p>
     <w:p>
+      <w:r>
+        <w:t>{{aiAssistedNotice}}</w:t>
+      </w:r>
+    </w:p>
+    <w:p>
       <w:pPr>
         <w:pStyle w:val="Heading2"/>
       </w:pPr>
@@ -2217,7 +2222,16 @@
         </w:r>
       </w:hyperlink>
     </w:p>
-    <w:p/>
+    <w:p>
+      <w:r>
+        <w:t>{{aiProvenance}}</w:t>
+      </w:r>
+    </w:p>
+    <w:p>
+      <w:r>
+        <w:t>{{glossaryAppendix}}</w:t>
+      </w:r>
+    </w:p>
     <w:sectPr>
       <w:footerReference w:type="default" r:id="rId15"/>
       <w:pgSz w:w="11906" w:h="16838"/>

--- a/public/data/template.docx
+++ b/public/data/template.docx
@@ -1762,7 +1762,6 @@
             <w:tcBorders>
               <w:bottom w:val="single" w:sz="4" w:space="0" w:color="000000"/>
             </w:tcBorders>
-            <w:shd w:val="clear" w:color="auto" w:fill="auto"/>
             <w:tcMar>
               <w:top w:w="100" w:type="dxa"/>
               <w:left w:w="100" w:type="dxa"/>
@@ -1813,7 +1812,6 @@
             <w:tcBorders>
               <w:bottom w:val="single" w:sz="4" w:space="0" w:color="000000"/>
             </w:tcBorders>
-            <w:shd w:val="clear" w:color="auto" w:fill="auto"/>
             <w:tcMar>
               <w:top w:w="100" w:type="dxa"/>
               <w:left w:w="100" w:type="dxa"/>
@@ -2053,10 +2051,49 @@
       </w:pPr>
     </w:p>
     <w:p>
+      <w:bookmarkStart w:id="17" w:name="_Toc200375933"/>
+      <w:r>
+        <w:t>{{</w:t>
+      </w:r>
+      <w:proofErr w:type="spellStart"/>
+      <w:r>
+        <w:t>aiProvenance</w:t>
+      </w:r>
+      <w:proofErr w:type="spellEnd"/>
+      <w:r>
+        <w:t>}}</w:t>
+      </w:r>
+    </w:p>
+    <w:p>
+      <w:r>
+        <w:t>{{</w:t>
+      </w:r>
+      <w:proofErr w:type="spellStart"/>
+      <w:r>
+        <w:t>glossaryAppendix</w:t>
+      </w:r>
+      <w:proofErr w:type="spellEnd"/>
+      <w:r>
+        <w:t>}}</w:t>
+      </w:r>
+    </w:p>
+    <w:p>
+      <w:pPr>
+        <w:rPr>
+          <w:b/>
+          <w:color w:val="072589"/>
+          <w:sz w:val="44"/>
+          <w:szCs w:val="44"/>
+        </w:rPr>
+      </w:pPr>
+      <w:r>
+        <w:br w:type="page"/>
+      </w:r>
+    </w:p>
+    <w:p>
       <w:pPr>
         <w:pStyle w:val="Heading2"/>
       </w:pPr>
-      <w:bookmarkStart w:id="17" w:name="_Toc200375933"/>
       <w:r>
         <w:t>Additional resources and support</w:t>
       </w:r>
@@ -2221,16 +2258,6 @@
           <w:t>View all our courses</w:t>
         </w:r>
       </w:hyperlink>
-    </w:p>
-    <w:p>
-      <w:r>
-        <w:t>{{aiProvenance}}</w:t>
-      </w:r>
-    </w:p>
-    <w:p>
-      <w:r>
-        <w:t>{{glossaryAppendix}}</w:t>
-      </w:r>
     </w:p>
     <w:sectPr>
       <w:footerReference w:type="default" r:id="rId15"/>

--- a/public/data/template.docx
+++ b/public/data/template.docx
@@ -127,27 +127,22 @@
       <w:pPr>
         <w:ind w:left="2410"/>
         <w:rPr>
+          <w:color w:val="FFFFFF" w:themeColor="background1"/>
           <w:sz w:val="60"/>
           <w:szCs w:val="60"/>
         </w:rPr>
       </w:pPr>
       <w:r>
         <w:rPr>
+          <w:color w:val="FFFFFF" w:themeColor="background1"/>
           <w:sz w:val="60"/>
           <w:szCs w:val="60"/>
         </w:rPr>
-        <w:t>{{</w:t>
-      </w:r>
-      <w:proofErr w:type="spellStart"/>
+        <w:t>{{doc</w:t>
+      </w:r>
       <w:r>
         <w:rPr>
-          <w:sz w:val="60"/>
-          <w:szCs w:val="60"/>
-        </w:rPr>
-        <w:t>doc</w:t>
-      </w:r>
-      <w:r>
-        <w:rPr>
+          <w:color w:val="FFFFFF" w:themeColor="background1"/>
           <w:sz w:val="60"/>
           <w:szCs w:val="60"/>
         </w:rPr>
@@ -155,28 +150,27 @@
       </w:r>
       <w:r>
         <w:rPr>
+          <w:color w:val="FFFFFF" w:themeColor="background1"/>
           <w:sz w:val="60"/>
           <w:szCs w:val="60"/>
         </w:rPr>
-        <w:t>itle</w:t>
-      </w:r>
-      <w:proofErr w:type="spellEnd"/>
-      <w:r>
+        <w:t>itle}}</w:t>
+      </w:r>
+    </w:p>
+    <w:p>
+      <w:pPr>
+        <w:ind w:left="2410"/>
         <w:rPr>
-          <w:sz w:val="60"/>
-          <w:szCs w:val="60"/>
+          <w:color w:val="FFFFFF" w:themeColor="background1"/>
         </w:rPr>
-        <w:t>}}</w:t>
-      </w:r>
+      </w:pPr>
     </w:p>
     <w:p>
       <w:pPr>
         <w:ind w:left="2410"/>
-      </w:pPr>
-    </w:p>
-    <w:p>
-      <w:pPr>
-        <w:ind w:left="2410"/>
+        <w:rPr>
+          <w:color w:val="FFFFFF" w:themeColor="background1"/>
+        </w:rPr>
       </w:pPr>
     </w:p>
     <w:p>
@@ -184,9 +178,13 @@
         <w:spacing w:after="0" w:line="240" w:lineRule="auto"/>
         <w:ind w:left="2410" w:right="0"/>
         <w:textDirection w:val="btLr"/>
-      </w:pPr>
-      <w:r>
         <w:rPr>
+          <w:color w:val="FFFFFF" w:themeColor="background1"/>
+        </w:rPr>
+      </w:pPr>
+      <w:r>
+        <w:rPr>
+          <w:color w:val="FFFFFF" w:themeColor="background1"/>
           <w:sz w:val="24"/>
         </w:rPr>
         <w:t>ODI Consequence and Risk Evaluation (CARE)</w:t>
@@ -197,9 +195,13 @@
         <w:spacing w:after="0" w:line="240" w:lineRule="auto"/>
         <w:ind w:left="2410" w:right="0"/>
         <w:textDirection w:val="btLr"/>
-      </w:pPr>
-      <w:r>
         <w:rPr>
+          <w:color w:val="FFFFFF" w:themeColor="background1"/>
+        </w:rPr>
+      </w:pPr>
+      <w:r>
+        <w:rPr>
+          <w:color w:val="FFFFFF" w:themeColor="background1"/>
           <w:sz w:val="24"/>
         </w:rPr>
         <w:t>Published: {{date}}</w:t>
@@ -1577,13 +1579,26 @@
     </w:p>
     <w:p>
       <w:r>
+        <w:t>{{intendedConsequences}}</w:t>
+      </w:r>
+    </w:p>
+    <w:p>
+      <w:pPr>
+        <w:pStyle w:val="Heading3"/>
+      </w:pPr>
+      <w:bookmarkStart w:id="9" w:name="_Toc200375927"/>
+      <w:r>
+        <w:t>Positive Unintended Consequences</w:t>
+      </w:r>
+      <w:bookmarkEnd w:id="9"/>
+    </w:p>
+    <w:p>
+      <w:r>
         <w:t>{{</w:t>
       </w:r>
-      <w:proofErr w:type="spellStart"/>
-      <w:r>
-        <w:t>intendedConsequences</w:t>
-      </w:r>
-      <w:proofErr w:type="spellEnd"/>
+      <w:r>
+        <w:t>positiveUnintendedConsequences</w:t>
+      </w:r>
       <w:r>
         <w:t>}}</w:t>
       </w:r>
@@ -1592,29 +1607,6 @@
       <w:pPr>
         <w:pStyle w:val="Heading3"/>
       </w:pPr>
-      <w:bookmarkStart w:id="9" w:name="_Toc200375927"/>
-      <w:r>
-        <w:t>Positive Unintended Consequences</w:t>
-      </w:r>
-      <w:bookmarkEnd w:id="9"/>
-    </w:p>
-    <w:p>
-      <w:r>
-        <w:t>{{</w:t>
-      </w:r>
-      <w:proofErr w:type="spellStart"/>
-      <w:r>
-        <w:t>positiveUnintendedConsequences</w:t>
-      </w:r>
-      <w:proofErr w:type="spellEnd"/>
-      <w:r>
-        <w:t>}}</w:t>
-      </w:r>
-    </w:p>
-    <w:p>
-      <w:pPr>
-        <w:pStyle w:val="Heading3"/>
-      </w:pPr>
       <w:bookmarkStart w:id="10" w:name="_Toc200375928"/>
       <w:r>
         <w:t>Data used</w:t>
@@ -1623,15 +1615,7 @@
     </w:p>
     <w:p>
       <w:r>
-        <w:t>{{</w:t>
-      </w:r>
-      <w:proofErr w:type="spellStart"/>
-      <w:r>
-        <w:t>dataUsed</w:t>
-      </w:r>
-      <w:proofErr w:type="spellEnd"/>
-      <w:r>
-        <w:t>}}</w:t>
+        <w:t>{{dataUsed}}</w:t>
       </w:r>
     </w:p>
     <w:p>
@@ -1669,326 +1653,31 @@
       </w:r>
       <w:bookmarkEnd w:id="13"/>
     </w:p>
-    <w:tbl>
-      <w:tblPr>
-        <w:tblStyle w:val="a"/>
-        <w:tblW w:w="9570" w:type="dxa"/>
-        <w:tblInd w:w="6" w:type="dxa"/>
-        <w:tblBorders>
-          <w:top w:val="single" w:sz="8" w:space="0" w:color="000000"/>
-          <w:left w:val="single" w:sz="8" w:space="0" w:color="000000"/>
-          <w:bottom w:val="single" w:sz="8" w:space="0" w:color="000000"/>
-          <w:right w:val="single" w:sz="8" w:space="0" w:color="000000"/>
-          <w:insideH w:val="single" w:sz="8" w:space="0" w:color="000000"/>
-          <w:insideV w:val="single" w:sz="8" w:space="0" w:color="000000"/>
-        </w:tblBorders>
-        <w:tblLayout w:type="fixed"/>
-        <w:tblLook w:val="0600" w:firstRow="0" w:lastRow="0" w:firstColumn="0" w:lastColumn="0" w:noHBand="1" w:noVBand="1"/>
-      </w:tblPr>
-      <w:tblGrid>
-        <w:gridCol w:w="4605"/>
-        <w:gridCol w:w="4965"/>
-      </w:tblGrid>
-      <w:tr>
-        <w:tc>
-          <w:tcPr>
-            <w:tcW w:w="4605" w:type="dxa"/>
-            <w:tcBorders>
-              <w:bottom w:val="single" w:sz="4" w:space="0" w:color="000000"/>
-            </w:tcBorders>
-            <w:shd w:val="clear" w:color="auto" w:fill="072589"/>
-            <w:tcMar>
-              <w:top w:w="100" w:type="dxa"/>
-              <w:left w:w="100" w:type="dxa"/>
-              <w:bottom w:w="100" w:type="dxa"/>
-              <w:right w:w="100" w:type="dxa"/>
-            </w:tcMar>
-          </w:tcPr>
-          <w:p>
-            <w:pPr>
-              <w:spacing w:after="0" w:line="240" w:lineRule="auto"/>
-              <w:ind w:left="0" w:right="0"/>
-              <w:rPr>
-                <w:b/>
-                <w:color w:val="FFFFFF"/>
-              </w:rPr>
-            </w:pPr>
-            <w:r>
-              <w:rPr>
-                <w:b/>
-                <w:color w:val="FFFFFF"/>
-              </w:rPr>
-              <w:t>Risks</w:t>
-            </w:r>
-          </w:p>
-        </w:tc>
-        <w:tc>
-          <w:tcPr>
-            <w:tcW w:w="4965" w:type="dxa"/>
-            <w:tcBorders>
-              <w:bottom w:val="single" w:sz="4" w:space="0" w:color="000000"/>
-            </w:tcBorders>
-            <w:shd w:val="clear" w:color="auto" w:fill="072589"/>
-            <w:tcMar>
-              <w:top w:w="100" w:type="dxa"/>
-              <w:left w:w="100" w:type="dxa"/>
-              <w:bottom w:w="100" w:type="dxa"/>
-              <w:right w:w="100" w:type="dxa"/>
-            </w:tcMar>
-          </w:tcPr>
-          <w:p>
-            <w:pPr>
-              <w:spacing w:after="0" w:line="240" w:lineRule="auto"/>
-              <w:ind w:left="0" w:right="0"/>
-              <w:rPr>
-                <w:b/>
-                <w:color w:val="FFFFFF"/>
-              </w:rPr>
-            </w:pPr>
-            <w:r>
-              <w:rPr>
-                <w:b/>
-                <w:color w:val="FFFFFF"/>
-              </w:rPr>
-              <w:t>Stats (average)</w:t>
-            </w:r>
-          </w:p>
-        </w:tc>
-      </w:tr>
-      <w:tr>
-        <w:tc>
-          <w:tcPr>
-            <w:tcW w:w="4605" w:type="dxa"/>
-            <w:tcBorders>
-              <w:bottom w:val="single" w:sz="4" w:space="0" w:color="000000"/>
-            </w:tcBorders>
-            <w:tcMar>
-              <w:top w:w="100" w:type="dxa"/>
-              <w:left w:w="100" w:type="dxa"/>
-              <w:bottom w:w="100" w:type="dxa"/>
-              <w:right w:w="100" w:type="dxa"/>
-            </w:tcMar>
-          </w:tcPr>
-          <w:p>
-            <w:pPr>
-              <w:pBdr>
-                <w:top w:val="nil"/>
-                <w:left w:val="nil"/>
-                <w:bottom w:val="nil"/>
-                <w:right w:val="nil"/>
-                <w:between w:val="nil"/>
-              </w:pBdr>
-              <w:spacing w:after="0" w:line="240" w:lineRule="auto"/>
-              <w:ind w:left="0" w:right="0"/>
-              <w:rPr>
-                <w:b/>
-              </w:rPr>
-            </w:pPr>
-          </w:p>
-          <w:p>
-            <w:pPr>
-              <w:pBdr>
-                <w:top w:val="nil"/>
-                <w:left w:val="nil"/>
-                <w:bottom w:val="nil"/>
-                <w:right w:val="nil"/>
-                <w:between w:val="nil"/>
-              </w:pBdr>
-              <w:spacing w:after="0" w:line="240" w:lineRule="auto"/>
-              <w:ind w:left="0" w:right="0"/>
-              <w:jc w:val="center"/>
-            </w:pPr>
-            <w:r>
-              <w:rPr>
-                <w:noProof/>
-              </w:rPr>
-              <w:t>{{donutChart}}</w:t>
-            </w:r>
-          </w:p>
-        </w:tc>
-        <w:tc>
-          <w:tcPr>
-            <w:tcW w:w="4965" w:type="dxa"/>
-            <w:tcBorders>
-              <w:bottom w:val="single" w:sz="4" w:space="0" w:color="000000"/>
-            </w:tcBorders>
-            <w:tcMar>
-              <w:top w:w="100" w:type="dxa"/>
-              <w:left w:w="100" w:type="dxa"/>
-              <w:bottom w:w="100" w:type="dxa"/>
-              <w:right w:w="100" w:type="dxa"/>
-            </w:tcMar>
-          </w:tcPr>
-          <w:p>
-            <w:pPr>
-              <w:rPr>
-                <w:b/>
-                <w:bCs/>
-                <w:color w:val="002060"/>
-              </w:rPr>
-            </w:pPr>
-            <w:r>
-              <w:rPr>
-                <w:b/>
-                <w:bCs/>
-                <w:color w:val="002060"/>
-              </w:rPr>
-              <w:t>Likelihood</w:t>
-            </w:r>
-          </w:p>
-          <w:p>
-            <w:pPr>
-              <w:shd w:val="clear" w:color="auto" w:fill="F5F5F5"/>
-              <w:spacing w:after="160" w:line="327" w:lineRule="auto"/>
-              <w:ind w:left="0" w:right="0"/>
-              <w:jc w:val="center"/>
-              <w:rPr>
-                <w:rFonts w:ascii="Arial" w:eastAsia="Arial" w:hAnsi="Arial" w:cs="Arial"/>
-              </w:rPr>
-            </w:pPr>
-            <w:r>
-              <w:rPr>
-                <w:rFonts w:ascii="Arial" w:eastAsia="Arial" w:hAnsi="Arial" w:cs="Arial"/>
-              </w:rPr>
-              <w:t>{{</w:t>
-            </w:r>
-            <w:proofErr w:type="spellStart"/>
-            <w:r>
-              <w:rPr>
-                <w:rFonts w:ascii="Arial" w:eastAsia="Arial" w:hAnsi="Arial" w:cs="Arial"/>
-              </w:rPr>
-              <w:t>averageLikelihood</w:t>
-            </w:r>
-            <w:proofErr w:type="spellEnd"/>
-            <w:r>
-              <w:rPr>
-                <w:rFonts w:ascii="Arial" w:eastAsia="Arial" w:hAnsi="Arial" w:cs="Arial"/>
-              </w:rPr>
-              <w:t>}}</w:t>
-            </w:r>
-          </w:p>
-          <w:p>
-            <w:pPr>
-              <w:rPr>
-                <w:b/>
-                <w:bCs/>
-                <w:color w:val="002060"/>
-              </w:rPr>
-            </w:pPr>
-            <w:r>
-              <w:rPr>
-                <w:b/>
-                <w:bCs/>
-                <w:color w:val="002060"/>
-              </w:rPr>
-              <w:t>Impact</w:t>
-            </w:r>
-          </w:p>
-          <w:p>
-            <w:pPr>
-              <w:shd w:val="clear" w:color="auto" w:fill="F5F5F5"/>
-              <w:spacing w:after="160" w:line="327" w:lineRule="auto"/>
-              <w:ind w:left="0" w:right="0"/>
-              <w:jc w:val="center"/>
-              <w:rPr>
-                <w:rFonts w:ascii="Arial" w:eastAsia="Arial" w:hAnsi="Arial" w:cs="Arial"/>
-              </w:rPr>
-            </w:pPr>
-            <w:r>
-              <w:rPr>
-                <w:rFonts w:ascii="Arial" w:eastAsia="Arial" w:hAnsi="Arial" w:cs="Arial"/>
-              </w:rPr>
-              <w:t>{{</w:t>
-            </w:r>
-            <w:proofErr w:type="spellStart"/>
-            <w:r>
-              <w:rPr>
-                <w:rFonts w:ascii="Arial" w:eastAsia="Arial" w:hAnsi="Arial" w:cs="Arial"/>
-              </w:rPr>
-              <w:t>averageImpact</w:t>
-            </w:r>
-            <w:proofErr w:type="spellEnd"/>
-            <w:r>
-              <w:rPr>
-                <w:rFonts w:ascii="Arial" w:eastAsia="Arial" w:hAnsi="Arial" w:cs="Arial"/>
-              </w:rPr>
-              <w:t>}}</w:t>
-            </w:r>
-          </w:p>
-          <w:p>
-            <w:pPr>
-              <w:rPr>
-                <w:b/>
-                <w:bCs/>
-                <w:color w:val="002060"/>
-              </w:rPr>
-            </w:pPr>
-            <w:r>
-              <w:rPr>
-                <w:b/>
-                <w:bCs/>
-                <w:color w:val="002060"/>
-              </w:rPr>
-              <w:t>Risk</w:t>
-            </w:r>
-          </w:p>
-          <w:p>
-            <w:pPr>
-              <w:shd w:val="clear" w:color="auto" w:fill="F5F5F5"/>
-              <w:spacing w:after="160" w:line="327" w:lineRule="auto"/>
-              <w:ind w:left="0" w:right="0"/>
-              <w:jc w:val="center"/>
-              <w:rPr>
-                <w:rFonts w:ascii="Arial" w:eastAsia="Arial" w:hAnsi="Arial" w:cs="Arial"/>
-              </w:rPr>
-            </w:pPr>
-            <w:r>
-              <w:rPr>
-                <w:rFonts w:ascii="Arial" w:eastAsia="Arial" w:hAnsi="Arial" w:cs="Arial"/>
-              </w:rPr>
-              <w:t>{{</w:t>
-            </w:r>
-            <w:proofErr w:type="spellStart"/>
-            <w:r>
-              <w:rPr>
-                <w:rFonts w:ascii="Arial" w:eastAsia="Arial" w:hAnsi="Arial" w:cs="Arial"/>
-              </w:rPr>
-              <w:t>averageRisk</w:t>
-            </w:r>
-            <w:proofErr w:type="spellEnd"/>
-            <w:r>
-              <w:rPr>
-                <w:rFonts w:ascii="Arial" w:eastAsia="Arial" w:hAnsi="Arial" w:cs="Arial"/>
-              </w:rPr>
-              <w:t>}}</w:t>
-            </w:r>
-          </w:p>
-        </w:tc>
-      </w:tr>
-    </w:tbl>
-    <w:p/>
-    <w:p>
-      <w:pPr>
-        <w:pStyle w:val="Heading2"/>
-      </w:pPr>
-      <w:bookmarkStart w:id="14" w:name="_Toc200375931"/>
-      <w:r>
-        <w:t>Priority risks</w:t>
-      </w:r>
-      <w:bookmarkEnd w:id="14"/>
-    </w:p>
-    <w:p>
-      <w:r>
-        <w:t>{{</w:t>
-      </w:r>
-      <w:proofErr w:type="spellStart"/>
-      <w:r>
-        <w:t>topRisks</w:t>
-      </w:r>
-      <w:proofErr w:type="spellEnd"/>
-      <w:r>
-        <w:t>}}</w:t>
-      </w:r>
+    <w:p>
+      <w:pPr>
+        <w:rPr>
+          <w:noProof/>
+        </w:rPr>
+      </w:pPr>
+      <w:r>
+        <w:rPr>
+          <w:noProof/>
+        </w:rPr>
+        <w:t>{{riskCountsSummary}}</w:t>
+      </w:r>
+    </w:p>
+    <w:p>
+      <w:r>
+        <w:rPr>
+          <w:noProof/>
+        </w:rPr>
+        <w:t>{{riskMatrixChart}}</w:t>
+      </w:r>
+    </w:p>
+    <w:p>
+      <w:pPr>
+        <w:ind w:left="0"/>
+      </w:pPr>
     </w:p>
     <w:p/>
     <w:p>
@@ -2010,34 +1699,26 @@
       <w:pPr>
         <w:pStyle w:val="Heading3"/>
       </w:pPr>
-      <w:bookmarkStart w:id="16" w:name="_Toc200375932"/>
+      <w:bookmarkStart w:id="15" w:name="_Toc200375932"/>
       <w:r>
         <w:t>Risk management table</w:t>
       </w:r>
-      <w:bookmarkEnd w:id="16"/>
-    </w:p>
-    <w:p>
-      <w:r>
-        <w:t>{{</w:t>
-      </w:r>
-      <w:proofErr w:type="spellStart"/>
-      <w:r>
-        <w:t>unintendedConsequneces</w:t>
-      </w:r>
-      <w:proofErr w:type="spellEnd"/>
-      <w:r>
-        <w:t>}}</w:t>
-      </w:r>
-    </w:p>
-    <w:p>
-      <w:pPr>
-        <w:ind w:left="0"/>
-      </w:pPr>
-    </w:p>
-    <w:p>
-      <w:pPr>
-        <w:ind w:left="0"/>
-      </w:pPr>
+      <w:bookmarkEnd w:id="15"/>
+    </w:p>
+    <w:p>
+      <w:r>
+        <w:t>{{riskEntryMatrix}}</w:t>
+      </w:r>
+    </w:p>
+    <w:p>
+      <w:r>
+        <w:br w:type="page"/>
+      </w:r>
+    </w:p>
+    <w:p>
+      <w:r>
+        <w:t>{{unintendedConsequneces}}</w:t>
+      </w:r>
     </w:p>
     <w:p>
       <w:pPr>
@@ -2051,30 +1732,14 @@
       </w:pPr>
     </w:p>
     <w:p>
-      <w:bookmarkStart w:id="17" w:name="_Toc200375933"/>
-      <w:r>
-        <w:t>{{</w:t>
-      </w:r>
-      <w:proofErr w:type="spellStart"/>
-      <w:r>
-        <w:t>aiProvenance</w:t>
-      </w:r>
-      <w:proofErr w:type="spellEnd"/>
-      <w:r>
-        <w:t>}}</w:t>
-      </w:r>
-    </w:p>
-    <w:p>
-      <w:r>
-        <w:t>{{</w:t>
-      </w:r>
-      <w:proofErr w:type="spellStart"/>
-      <w:r>
-        <w:t>glossaryAppendix</w:t>
-      </w:r>
-      <w:proofErr w:type="spellEnd"/>
-      <w:r>
-        <w:t>}}</w:t>
+      <w:bookmarkStart w:id="16" w:name="_Toc200375933"/>
+      <w:r>
+        <w:t>{{aiProvenance}}</w:t>
+      </w:r>
+    </w:p>
+    <w:p>
+      <w:r>
+        <w:t>{{glossaryAppendix}}</w:t>
       </w:r>
     </w:p>
     <w:p>
@@ -2097,17 +1762,17 @@
       <w:r>
         <w:t>Additional resources and support</w:t>
       </w:r>
+      <w:bookmarkEnd w:id="16"/>
+    </w:p>
+    <w:p>
+      <w:pPr>
+        <w:pStyle w:val="Heading3"/>
+      </w:pPr>
+      <w:bookmarkStart w:id="17" w:name="_Toc200375934"/>
+      <w:r>
+        <w:t>The Data Ethics Canvas</w:t>
+      </w:r>
       <w:bookmarkEnd w:id="17"/>
-    </w:p>
-    <w:p>
-      <w:pPr>
-        <w:pStyle w:val="Heading3"/>
-      </w:pPr>
-      <w:bookmarkStart w:id="18" w:name="_Toc200375934"/>
-      <w:r>
-        <w:t>The Data Ethics Canvas</w:t>
-      </w:r>
-      <w:bookmarkEnd w:id="18"/>
     </w:p>
     <w:p>
       <w:pPr>
@@ -2122,13 +1787,13 @@
         <w:shd w:val="clear" w:color="auto" w:fill="FFFFFF"/>
         <w:spacing w:before="0" w:after="80"/>
       </w:pPr>
-      <w:bookmarkStart w:id="19" w:name="_idlrcmolh21m" w:colFirst="0" w:colLast="0"/>
-      <w:bookmarkStart w:id="20" w:name="_Toc200375935"/>
+      <w:bookmarkStart w:id="18" w:name="_idlrcmolh21m" w:colFirst="0" w:colLast="0"/>
+      <w:bookmarkStart w:id="19" w:name="_Toc200375935"/>
+      <w:bookmarkEnd w:id="18"/>
+      <w:r>
+        <w:t>What is the Data Ethics Canvas?</w:t>
+      </w:r>
       <w:bookmarkEnd w:id="19"/>
-      <w:r>
-        <w:t>What is the Data Ethics Canvas?</w:t>
-      </w:r>
-      <w:bookmarkEnd w:id="20"/>
     </w:p>
     <w:p>
       <w:r>
@@ -2193,11 +1858,11 @@
       <w:pPr>
         <w:pStyle w:val="Heading3"/>
       </w:pPr>
-      <w:bookmarkStart w:id="21" w:name="_Toc200375936"/>
+      <w:bookmarkStart w:id="20" w:name="_Toc200375936"/>
       <w:r>
         <w:t>Consultancy Services</w:t>
       </w:r>
-      <w:bookmarkEnd w:id="21"/>
+      <w:bookmarkEnd w:id="20"/>
     </w:p>
     <w:p>
       <w:r>
@@ -2224,23 +1889,15 @@
       <w:pPr>
         <w:pStyle w:val="Heading3"/>
       </w:pPr>
-      <w:bookmarkStart w:id="22" w:name="_Toc200375937"/>
+      <w:bookmarkStart w:id="21" w:name="_Toc200375937"/>
       <w:r>
         <w:t>Expand your knowledge and skills</w:t>
       </w:r>
-      <w:bookmarkEnd w:id="22"/>
-    </w:p>
-    <w:p>
-      <w:r>
-        <w:t xml:space="preserve">The ODI provides everyone hands-on experiences of working with data where they can discover for themselves the implications of data on business and society. Our goal is to help everyone become more data literate and confident </w:t>
-      </w:r>
-      <w:proofErr w:type="gramStart"/>
-      <w:r>
-        <w:t>with</w:t>
-      </w:r>
-      <w:proofErr w:type="gramEnd"/>
-      <w:r>
-        <w:t xml:space="preserve"> applying their skills back in their organisations.</w:t>
+      <w:bookmarkEnd w:id="21"/>
+    </w:p>
+    <w:p>
+      <w:r>
+        <w:t>The ODI provides everyone hands-on experiences of working with data where they can discover for themselves the implications of data on business and society. Our goal is to help everyone become more data literate and confident with applying their skills back in their organisations.</w:t>
       </w:r>
     </w:p>
     <w:p>
@@ -2304,8 +1961,8 @@
       </w:tabs>
       <w:ind w:right="371"/>
     </w:pPr>
-    <w:bookmarkStart w:id="15" w:name="_xkuyb6z7sz90" w:colFirst="0" w:colLast="0"/>
-    <w:bookmarkEnd w:id="15"/>
+    <w:bookmarkStart w:id="14" w:name="_xkuyb6z7sz90" w:colFirst="0" w:colLast="0"/>
+    <w:bookmarkEnd w:id="14"/>
   </w:p>
   <w:p>
     <w:pPr>
@@ -2317,31 +1974,21 @@
     <w:r>
       <w:t>Open Data Institute {{</w:t>
     </w:r>
-    <w:proofErr w:type="spellStart"/>
     <w:r>
       <w:t>footer</w:t>
     </w:r>
     <w:r>
-      <w:t>date</w:t>
-    </w:r>
-    <w:proofErr w:type="spellEnd"/>
-    <w:r>
-      <w:t>}} / CARE Tool</w:t>
+      <w:t>date}} / CARE Tool</w:t>
     </w:r>
     <w:r>
       <w:tab/>
       <w:t>{{</w:t>
     </w:r>
-    <w:proofErr w:type="spellStart"/>
     <w:r>
       <w:t>footer</w:t>
     </w:r>
     <w:r>
-      <w:t>title</w:t>
-    </w:r>
-    <w:proofErr w:type="spellEnd"/>
-    <w:r>
-      <w:t xml:space="preserve">}}: Risk Register   </w:t>
+      <w:t xml:space="preserve">title}}: Risk Register   </w:t>
     </w:r>
     <w:r>
       <w:fldChar w:fldCharType="begin"/>
@@ -2384,29 +2031,13 @@
       <w:ind w:left="-425" w:right="-3116"/>
     </w:pPr>
     <w:r>
-      <w:t>Open Data Institute {{</w:t>
-    </w:r>
-    <w:proofErr w:type="spellStart"/>
-    <w:r>
-      <w:t>footerdate</w:t>
-    </w:r>
-    <w:proofErr w:type="spellEnd"/>
-    <w:r>
-      <w:t>}} / CARE Tool</w:t>
+      <w:t>Open Data Institute {{footerdate}} / CARE Tool</w:t>
     </w:r>
     <w:r>
       <w:ptab w:relativeTo="margin" w:alignment="right" w:leader="none"/>
     </w:r>
     <w:r>
-      <w:t>{{</w:t>
-    </w:r>
-    <w:proofErr w:type="spellStart"/>
-    <w:r>
-      <w:t>footertitle</w:t>
-    </w:r>
-    <w:proofErr w:type="spellEnd"/>
-    <w:r>
-      <w:t xml:space="preserve">}}: Risk Register   </w:t>
+      <w:t xml:space="preserve">{{footertitle}}: Risk Register   </w:t>
     </w:r>
     <w:r>
       <w:fldChar w:fldCharType="begin"/>
@@ -2449,27 +2080,11 @@
       <w:ind w:left="-425" w:right="-3116"/>
     </w:pPr>
     <w:r>
-      <w:t>Open Data Institute {{</w:t>
-    </w:r>
-    <w:proofErr w:type="spellStart"/>
-    <w:r>
-      <w:t>footerdate</w:t>
-    </w:r>
-    <w:proofErr w:type="spellEnd"/>
-    <w:r>
-      <w:t>}} / CARE Tool</w:t>
+      <w:t>Open Data Institute {{footerdate}} / CARE Tool</w:t>
     </w:r>
     <w:r>
       <w:tab/>
-      <w:t>{{</w:t>
-    </w:r>
-    <w:proofErr w:type="spellStart"/>
-    <w:r>
-      <w:t>footertitle</w:t>
-    </w:r>
-    <w:proofErr w:type="spellEnd"/>
-    <w:r>
-      <w:t xml:space="preserve">}}: Risk Register   </w:t>
+      <w:t xml:space="preserve">{{footertitle}}: Risk Register   </w:t>
     </w:r>
     <w:r>
       <w:fldChar w:fldCharType="begin"/>
